--- a/tables/Supplementary_Tables_S1-S5.docx
+++ b/tables/Supplementary_Tables_S1-S5.docx
@@ -8,7 +8,7 @@
         <w:pStyle w:val="Heading1"/>
       </w:pPr>
       <w:r>
-        <w:t xml:space="preserve">MO-ALA (MS 4584712) - Supplementary Tables S1-S5 (revision, 2026-10-16)</w:t>
+        <w:t>MO-ALA (MS 4584712) - Supplementary Tables S1-S5 (revision, 2026-10-21)</w:t>
       </w:r>
     </w:p>
     <w:p>
@@ -2573,7 +2573,7 @@
         <w:pStyle w:val="FirstParagraph"/>
       </w:pPr>
       <w:r>
-        <w:t xml:space="preserve">The base late-stage weight vector w = (0.1, 0.1, 0.6, 0.2) has its risk weight w(J3) swept over {0.2 … 0.7}; the remaining weights are renormalised to sum to 1-w(J3). Means over the 30 runs.</w:t>
+        <w:t xml:space="preserve">The base late-stage weight vector w = (0.1, 0.1, 0.6, 0.2) has its risk weight w(J3) swept over {0.2 … 0.7}; the remaining weights are renormalised to sum to 1-w(J3). The selection uses TOPSIS with per-front min-max normalization, the same procedure as Section 3.6; the w(J3) = 0.60 row therefore reproduces the late-stage numbers of Section 3.6. Means over the 30 runs.</w:t>
       </w:r>
     </w:p>
     <w:tbl>
@@ -2693,18 +2693,18 @@
               <w:pStyle w:val="Compact"/>
             </w:pPr>
             <w:r>
-              <w:t xml:space="preserve">221.17</w:t>
-            </w:r>
-          </w:p>
-        </w:tc>
-        <w:tc>
-          <w:tcPr/>
-          <w:p>
-            <w:pPr>
-              <w:pStyle w:val="Compact"/>
-            </w:pPr>
-            <w:r>
-              <w:t xml:space="preserve">462.82</w:t>
+              <w:t xml:space="preserve">218.30</w:t>
+            </w:r>
+          </w:p>
+        </w:tc>
+        <w:tc>
+          <w:tcPr/>
+          <w:p>
+            <w:pPr>
+              <w:pStyle w:val="Compact"/>
+            </w:pPr>
+            <w:r>
+              <w:t xml:space="preserve">577.94</w:t>
             </w:r>
           </w:p>
         </w:tc>
@@ -2726,29 +2726,29 @@
               <w:pStyle w:val="Compact"/>
             </w:pPr>
             <w:r>
-              <w:t xml:space="preserve">229.99</w:t>
-            </w:r>
-          </w:p>
-        </w:tc>
-        <w:tc>
-          <w:tcPr/>
-          <w:p>
-            <w:pPr>
-              <w:pStyle w:val="Compact"/>
-            </w:pPr>
-            <w:r>
-              <w:t xml:space="preserve">378.28</w:t>
-            </w:r>
-          </w:p>
-        </w:tc>
-        <w:tc>
-          <w:tcPr/>
-          <w:p>
-            <w:pPr>
-              <w:pStyle w:val="Compact"/>
-            </w:pPr>
-            <w:r>
-              <w:t xml:space="preserve">0.7184</w:t>
+              <w:t xml:space="preserve">239.61</w:t>
+            </w:r>
+          </w:p>
+        </w:tc>
+        <w:tc>
+          <w:tcPr/>
+          <w:p>
+            <w:pPr>
+              <w:pStyle w:val="Compact"/>
+            </w:pPr>
+            <w:r>
+              <w:t xml:space="preserve">566.19</w:t>
+            </w:r>
+          </w:p>
+        </w:tc>
+        <w:tc>
+          <w:tcPr/>
+          <w:p>
+            <w:pPr>
+              <w:pStyle w:val="Compact"/>
+            </w:pPr>
+            <w:r>
+              <w:t xml:space="preserve">0.7306</w:t>
             </w:r>
           </w:p>
         </w:tc>
@@ -2772,62 +2772,62 @@
               <w:pStyle w:val="Compact"/>
             </w:pPr>
             <w:r>
-              <w:t xml:space="preserve">248.18</w:t>
-            </w:r>
-          </w:p>
-        </w:tc>
-        <w:tc>
-          <w:tcPr/>
-          <w:p>
-            <w:pPr>
-              <w:pStyle w:val="Compact"/>
-            </w:pPr>
-            <w:r>
-              <w:t xml:space="preserve">218.27</w:t>
-            </w:r>
-          </w:p>
-        </w:tc>
-        <w:tc>
-          <w:tcPr/>
-          <w:p>
-            <w:pPr>
-              <w:pStyle w:val="Compact"/>
-            </w:pPr>
-            <w:r>
-              <w:t xml:space="preserve">0.7515</w:t>
-            </w:r>
-          </w:p>
-        </w:tc>
-        <w:tc>
-          <w:tcPr/>
-          <w:p>
-            <w:pPr>
-              <w:pStyle w:val="Compact"/>
-            </w:pPr>
-            <w:r>
-              <w:t xml:space="preserve">247.85</w:t>
-            </w:r>
-          </w:p>
-        </w:tc>
-        <w:tc>
-          <w:tcPr/>
-          <w:p>
-            <w:pPr>
-              <w:pStyle w:val="Compact"/>
-            </w:pPr>
-            <w:r>
-              <w:t xml:space="preserve">188.19</w:t>
-            </w:r>
-          </w:p>
-        </w:tc>
-        <w:tc>
-          <w:tcPr/>
-          <w:p>
-            <w:pPr>
-              <w:pStyle w:val="Compact"/>
-            </w:pPr>
-            <w:r>
-              <w:t xml:space="preserve">0.7486</w:t>
+              <w:t xml:space="preserve">246.20</w:t>
+            </w:r>
+          </w:p>
+        </w:tc>
+        <w:tc>
+          <w:tcPr/>
+          <w:p>
+            <w:pPr>
+              <w:pStyle w:val="Compact"/>
+            </w:pPr>
+            <w:r>
+              <w:t xml:space="preserve">279.53</w:t>
+            </w:r>
+          </w:p>
+        </w:tc>
+        <w:tc>
+          <w:tcPr/>
+          <w:p>
+            <w:pPr>
+              <w:pStyle w:val="Compact"/>
+            </w:pPr>
+            <w:r>
+              <w:t xml:space="preserve">0.6940</w:t>
+            </w:r>
+          </w:p>
+        </w:tc>
+        <w:tc>
+          <w:tcPr/>
+          <w:p>
+            <w:pPr>
+              <w:pStyle w:val="Compact"/>
+            </w:pPr>
+            <w:r>
+              <w:t xml:space="preserve">250.48</w:t>
+            </w:r>
+          </w:p>
+        </w:tc>
+        <w:tc>
+          <w:tcPr/>
+          <w:p>
+            <w:pPr>
+              <w:pStyle w:val="Compact"/>
+            </w:pPr>
+            <w:r>
+              <w:t xml:space="preserve">267.95</w:t>
+            </w:r>
+          </w:p>
+        </w:tc>
+        <w:tc>
+          <w:tcPr/>
+          <w:p>
+            <w:pPr>
+              <w:pStyle w:val="Compact"/>
+            </w:pPr>
+            <w:r>
+              <w:t xml:space="preserve">0.6954</w:t>
             </w:r>
           </w:p>
         </w:tc>
@@ -2851,62 +2851,62 @@
               <w:pStyle w:val="Compact"/>
             </w:pPr>
             <w:r>
-              <w:t xml:space="preserve">248.71</w:t>
-            </w:r>
-          </w:p>
-        </w:tc>
-        <w:tc>
-          <w:tcPr/>
-          <w:p>
-            <w:pPr>
-              <w:pStyle w:val="Compact"/>
-            </w:pPr>
-            <w:r>
-              <w:t xml:space="preserve">209.04</w:t>
-            </w:r>
-          </w:p>
-        </w:tc>
-        <w:tc>
-          <w:tcPr/>
-          <w:p>
-            <w:pPr>
-              <w:pStyle w:val="Compact"/>
-            </w:pPr>
-            <w:r>
-              <w:t xml:space="preserve">0.7967</w:t>
-            </w:r>
-          </w:p>
-        </w:tc>
-        <w:tc>
-          <w:tcPr/>
-          <w:p>
-            <w:pPr>
-              <w:pStyle w:val="Compact"/>
-            </w:pPr>
-            <w:r>
-              <w:t xml:space="preserve">250.33</w:t>
-            </w:r>
-          </w:p>
-        </w:tc>
-        <w:tc>
-          <w:tcPr/>
-          <w:p>
-            <w:pPr>
-              <w:pStyle w:val="Compact"/>
-            </w:pPr>
-            <w:r>
-              <w:t xml:space="preserve">171.12</w:t>
-            </w:r>
-          </w:p>
-        </w:tc>
-        <w:tc>
-          <w:tcPr/>
-          <w:p>
-            <w:pPr>
-              <w:pStyle w:val="Compact"/>
-            </w:pPr>
-            <w:r>
-              <w:t xml:space="preserve">0.7979</w:t>
+              <w:t xml:space="preserve">255.98</w:t>
+            </w:r>
+          </w:p>
+        </w:tc>
+        <w:tc>
+          <w:tcPr/>
+          <w:p>
+            <w:pPr>
+              <w:pStyle w:val="Compact"/>
+            </w:pPr>
+            <w:r>
+              <w:t xml:space="preserve">210.23</w:t>
+            </w:r>
+          </w:p>
+        </w:tc>
+        <w:tc>
+          <w:tcPr/>
+          <w:p>
+            <w:pPr>
+              <w:pStyle w:val="Compact"/>
+            </w:pPr>
+            <w:r>
+              <w:t xml:space="preserve">0.7359</w:t>
+            </w:r>
+          </w:p>
+        </w:tc>
+        <w:tc>
+          <w:tcPr/>
+          <w:p>
+            <w:pPr>
+              <w:pStyle w:val="Compact"/>
+            </w:pPr>
+            <w:r>
+              <w:t xml:space="preserve">253.78</w:t>
+            </w:r>
+          </w:p>
+        </w:tc>
+        <w:tc>
+          <w:tcPr/>
+          <w:p>
+            <w:pPr>
+              <w:pStyle w:val="Compact"/>
+            </w:pPr>
+            <w:r>
+              <w:t xml:space="preserve">186.52</w:t>
+            </w:r>
+          </w:p>
+        </w:tc>
+        <w:tc>
+          <w:tcPr/>
+          <w:p>
+            <w:pPr>
+              <w:pStyle w:val="Compact"/>
+            </w:pPr>
+            <w:r>
+              <w:t xml:space="preserve">0.7401</w:t>
             </w:r>
           </w:p>
         </w:tc>
@@ -2930,62 +2930,62 @@
               <w:pStyle w:val="Compact"/>
             </w:pPr>
             <w:r>
-              <w:t xml:space="preserve">257.08</w:t>
-            </w:r>
-          </w:p>
-        </w:tc>
-        <w:tc>
-          <w:tcPr/>
-          <w:p>
-            <w:pPr>
-              <w:pStyle w:val="Compact"/>
-            </w:pPr>
-            <w:r>
-              <w:t xml:space="preserve">181.28</w:t>
-            </w:r>
-          </w:p>
-        </w:tc>
-        <w:tc>
-          <w:tcPr/>
-          <w:p>
-            <w:pPr>
-              <w:pStyle w:val="Compact"/>
-            </w:pPr>
-            <w:r>
-              <w:t xml:space="preserve">0.8407</w:t>
-            </w:r>
-          </w:p>
-        </w:tc>
-        <w:tc>
-          <w:tcPr/>
-          <w:p>
-            <w:pPr>
-              <w:pStyle w:val="Compact"/>
-            </w:pPr>
-            <w:r>
-              <w:t xml:space="preserve">251.16</w:t>
-            </w:r>
-          </w:p>
-        </w:tc>
-        <w:tc>
-          <w:tcPr/>
-          <w:p>
-            <w:pPr>
-              <w:pStyle w:val="Compact"/>
-            </w:pPr>
-            <w:r>
-              <w:t xml:space="preserve">165.29</w:t>
-            </w:r>
-          </w:p>
-        </w:tc>
-        <w:tc>
-          <w:tcPr/>
-          <w:p>
-            <w:pPr>
-              <w:pStyle w:val="Compact"/>
-            </w:pPr>
-            <w:r>
-              <w:t xml:space="preserve">0.8413</w:t>
+              <w:t xml:space="preserve">259.38</w:t>
+            </w:r>
+          </w:p>
+        </w:tc>
+        <w:tc>
+          <w:tcPr/>
+          <w:p>
+            <w:pPr>
+              <w:pStyle w:val="Compact"/>
+            </w:pPr>
+            <w:r>
+              <w:t xml:space="preserve">195.24</w:t>
+            </w:r>
+          </w:p>
+        </w:tc>
+        <w:tc>
+          <w:tcPr/>
+          <w:p>
+            <w:pPr>
+              <w:pStyle w:val="Compact"/>
+            </w:pPr>
+            <w:r>
+              <w:t xml:space="preserve">0.7866</w:t>
+            </w:r>
+          </w:p>
+        </w:tc>
+        <w:tc>
+          <w:tcPr/>
+          <w:p>
+            <w:pPr>
+              <w:pStyle w:val="Compact"/>
+            </w:pPr>
+            <w:r>
+              <w:t xml:space="preserve">257.57</w:t>
+            </w:r>
+          </w:p>
+        </w:tc>
+        <w:tc>
+          <w:tcPr/>
+          <w:p>
+            <w:pPr>
+              <w:pStyle w:val="Compact"/>
+            </w:pPr>
+            <w:r>
+              <w:t xml:space="preserve">169.89</w:t>
+            </w:r>
+          </w:p>
+        </w:tc>
+        <w:tc>
+          <w:tcPr/>
+          <w:p>
+            <w:pPr>
+              <w:pStyle w:val="Compact"/>
+            </w:pPr>
+            <w:r>
+              <w:t xml:space="preserve">0.7902</w:t>
             </w:r>
           </w:p>
         </w:tc>
@@ -3009,62 +3009,62 @@
               <w:pStyle w:val="Compact"/>
             </w:pPr>
             <w:r>
-              <w:t xml:space="preserve">256.91</w:t>
-            </w:r>
-          </w:p>
-        </w:tc>
-        <w:tc>
-          <w:tcPr/>
-          <w:p>
-            <w:pPr>
-              <w:pStyle w:val="Compact"/>
-            </w:pPr>
-            <w:r>
-              <w:t xml:space="preserve">171.95</w:t>
-            </w:r>
-          </w:p>
-        </w:tc>
-        <w:tc>
-          <w:tcPr/>
-          <w:p>
-            <w:pPr>
-              <w:pStyle w:val="Compact"/>
-            </w:pPr>
-            <w:r>
-              <w:t xml:space="preserve">0.8797</w:t>
-            </w:r>
-          </w:p>
-        </w:tc>
-        <w:tc>
-          <w:tcPr/>
-          <w:p>
-            <w:pPr>
-              <w:pStyle w:val="Compact"/>
-            </w:pPr>
-            <w:r>
-              <w:t xml:space="preserve">258.34</w:t>
-            </w:r>
-          </w:p>
-        </w:tc>
-        <w:tc>
-          <w:tcPr/>
-          <w:p>
-            <w:pPr>
-              <w:pStyle w:val="Compact"/>
-            </w:pPr>
-            <w:r>
-              <w:t xml:space="preserve">150.42</w:t>
-            </w:r>
-          </w:p>
-        </w:tc>
-        <w:tc>
-          <w:tcPr/>
-          <w:p>
-            <w:pPr>
-              <w:pStyle w:val="Compact"/>
-            </w:pPr>
-            <w:r>
-              <w:t xml:space="preserve">0.8804</w:t>
+              <w:t xml:space="preserve">265.92</w:t>
+            </w:r>
+          </w:p>
+        </w:tc>
+        <w:tc>
+          <w:tcPr/>
+          <w:p>
+            <w:pPr>
+              <w:pStyle w:val="Compact"/>
+            </w:pPr>
+            <w:r>
+              <w:t xml:space="preserve">178.55</w:t>
+            </w:r>
+          </w:p>
+        </w:tc>
+        <w:tc>
+          <w:tcPr/>
+          <w:p>
+            <w:pPr>
+              <w:pStyle w:val="Compact"/>
+            </w:pPr>
+            <w:r>
+              <w:t xml:space="preserve">0.8372</w:t>
+            </w:r>
+          </w:p>
+        </w:tc>
+        <w:tc>
+          <w:tcPr/>
+          <w:p>
+            <w:pPr>
+              <w:pStyle w:val="Compact"/>
+            </w:pPr>
+            <w:r>
+              <w:t xml:space="preserve">260.04</w:t>
+            </w:r>
+          </w:p>
+        </w:tc>
+        <w:tc>
+          <w:tcPr/>
+          <w:p>
+            <w:pPr>
+              <w:pStyle w:val="Compact"/>
+            </w:pPr>
+            <w:r>
+              <w:t xml:space="preserve">157.96</w:t>
+            </w:r>
+          </w:p>
+        </w:tc>
+        <w:tc>
+          <w:tcPr/>
+          <w:p>
+            <w:pPr>
+              <w:pStyle w:val="Compact"/>
+            </w:pPr>
+            <w:r>
+              <w:t xml:space="preserve">0.8384</w:t>
             </w:r>
           </w:p>
         </w:tc>
@@ -3088,62 +3088,62 @@
               <w:pStyle w:val="Compact"/>
             </w:pPr>
             <w:r>
-              <w:t xml:space="preserve">267.02</w:t>
-            </w:r>
-          </w:p>
-        </w:tc>
-        <w:tc>
-          <w:tcPr/>
-          <w:p>
-            <w:pPr>
-              <w:pStyle w:val="Compact"/>
-            </w:pPr>
-            <w:r>
-              <w:t xml:space="preserve">160.90</w:t>
-            </w:r>
-          </w:p>
-        </w:tc>
-        <w:tc>
-          <w:tcPr/>
-          <w:p>
-            <w:pPr>
-              <w:pStyle w:val="Compact"/>
-            </w:pPr>
-            <w:r>
-              <w:t xml:space="preserve">0.9136</w:t>
-            </w:r>
-          </w:p>
-        </w:tc>
-        <w:tc>
-          <w:tcPr/>
-          <w:p>
-            <w:pPr>
-              <w:pStyle w:val="Compact"/>
-            </w:pPr>
-            <w:r>
-              <w:t xml:space="preserve">258.25</w:t>
-            </w:r>
-          </w:p>
-        </w:tc>
-        <w:tc>
-          <w:tcPr/>
-          <w:p>
-            <w:pPr>
-              <w:pStyle w:val="Compact"/>
-            </w:pPr>
-            <w:r>
-              <w:t xml:space="preserve">142.55</w:t>
-            </w:r>
-          </w:p>
-        </w:tc>
-        <w:tc>
-          <w:tcPr/>
-          <w:p>
-            <w:pPr>
-              <w:pStyle w:val="Compact"/>
-            </w:pPr>
-            <w:r>
-              <w:t xml:space="preserve">0.9143</w:t>
+              <w:t xml:space="preserve">268.82</w:t>
+            </w:r>
+          </w:p>
+        </w:tc>
+        <w:tc>
+          <w:tcPr/>
+          <w:p>
+            <w:pPr>
+              <w:pStyle w:val="Compact"/>
+            </w:pPr>
+            <w:r>
+              <w:t xml:space="preserve">173.70</w:t>
+            </w:r>
+          </w:p>
+        </w:tc>
+        <w:tc>
+          <w:tcPr/>
+          <w:p>
+            <w:pPr>
+              <w:pStyle w:val="Compact"/>
+            </w:pPr>
+            <w:r>
+              <w:t xml:space="preserve">0.8815</w:t>
+            </w:r>
+          </w:p>
+        </w:tc>
+        <w:tc>
+          <w:tcPr/>
+          <w:p>
+            <w:pPr>
+              <w:pStyle w:val="Compact"/>
+            </w:pPr>
+            <w:r>
+              <w:t xml:space="preserve">263.67</w:t>
+            </w:r>
+          </w:p>
+        </w:tc>
+        <w:tc>
+          <w:tcPr/>
+          <w:p>
+            <w:pPr>
+              <w:pStyle w:val="Compact"/>
+            </w:pPr>
+            <w:r>
+              <w:t xml:space="preserve">147.38</w:t>
+            </w:r>
+          </w:p>
+        </w:tc>
+        <w:tc>
+          <w:tcPr/>
+          <w:p>
+            <w:pPr>
+              <w:pStyle w:val="Compact"/>
+            </w:pPr>
+            <w:r>
+              <w:t xml:space="preserve">0.8821</w:t>
             </w:r>
           </w:p>
         </w:tc>
@@ -3164,7 +3164,7 @@
         <w:t xml:space="preserve"> </w:t>
       </w:r>
       <w:r>
-        <w:t xml:space="preserve">raising w(J3) shifts the selected solution monotonically from short/high-risk to long/low-risk while the closeness coefficient stays high, i.e. the mission-stage interface is monotone and smooth rather than a knife-edge.</w:t>
+        <w:t xml:space="preserve">raising w(J3) shifts the selected solution monotonically from short/high-risk to long/low-risk while the closeness coefficient remains high across the whole sweep (0.69-0.88), i.e. the mission-stage interface is monotone and smooth rather than a knife-edge.</w:t>
       </w:r>
     </w:p>
     <w:bookmarkEnd w:id="11"/>
@@ -3175,6 +3175,14 @@
       </w:pPr>
       <w:r>
         <w:t xml:space="preserve">Table S4. Consistently selected solution per algorithm (TOPSIS, late-stage weights w = (0.1, 0.1, 0.6, 0.2)); mean +/- std over the 30 runs</w:t>
+      </w:r>
+    </w:p>
+    <w:p>
+      <w:pPr>
+        <w:pStyle w:val="FirstParagraph"/>
+      </w:pPr>
+      <w:r>
+        <w:t xml:space="preserve">The selection uses TOPSIS with per-front min-max normalization, the same procedure as Section 3.6.</w:t>
       </w:r>
     </w:p>
     <w:tbl>
@@ -3305,51 +3313,51 @@
               <w:pStyle w:val="Compact"/>
             </w:pPr>
             <w:r>
-              <w:t xml:space="preserve">281.43 +/- 68.34</w:t>
-            </w:r>
-          </w:p>
-        </w:tc>
-        <w:tc>
-          <w:tcPr/>
-          <w:p>
-            <w:pPr>
-              <w:pStyle w:val="Compact"/>
-            </w:pPr>
-            <w:r>
-              <w:t xml:space="preserve">2.223 +/- 0.702</w:t>
-            </w:r>
-          </w:p>
-        </w:tc>
-        <w:tc>
-          <w:tcPr/>
-          <w:p>
-            <w:pPr>
-              <w:pStyle w:val="Compact"/>
-            </w:pPr>
-            <w:r>
-              <w:t xml:space="preserve">183.70 +/- 84.23</w:t>
-            </w:r>
-          </w:p>
-        </w:tc>
-        <w:tc>
-          <w:tcPr/>
-          <w:p>
-            <w:pPr>
-              <w:pStyle w:val="Compact"/>
-            </w:pPr>
-            <w:r>
-              <w:t xml:space="preserve">2.661 +/- 0.707</w:t>
-            </w:r>
-          </w:p>
-        </w:tc>
-        <w:tc>
-          <w:tcPr/>
-          <w:p>
-            <w:pPr>
-              <w:pStyle w:val="Compact"/>
-            </w:pPr>
-            <w:r>
-              <w:t xml:space="preserve">0.8443</w:t>
+              <w:t xml:space="preserve">265.92 +/- 65.12</w:t>
+            </w:r>
+          </w:p>
+        </w:tc>
+        <w:tc>
+          <w:tcPr/>
+          <w:p>
+            <w:pPr>
+              <w:pStyle w:val="Compact"/>
+            </w:pPr>
+            <w:r>
+              <w:t xml:space="preserve">2.141 +/- 0.721</w:t>
+            </w:r>
+          </w:p>
+        </w:tc>
+        <w:tc>
+          <w:tcPr/>
+          <w:p>
+            <w:pPr>
+              <w:pStyle w:val="Compact"/>
+            </w:pPr>
+            <w:r>
+              <w:t xml:space="preserve">178.55 +/- 83.61</w:t>
+            </w:r>
+          </w:p>
+        </w:tc>
+        <w:tc>
+          <w:tcPr/>
+          <w:p>
+            <w:pPr>
+              <w:pStyle w:val="Compact"/>
+            </w:pPr>
+            <w:r>
+              <w:t xml:space="preserve">2.797 +/- 0.732</w:t>
+            </w:r>
+          </w:p>
+        </w:tc>
+        <w:tc>
+          <w:tcPr/>
+          <w:p>
+            <w:pPr>
+              <w:pStyle w:val="Compact"/>
+            </w:pPr>
+            <w:r>
+              <w:t xml:space="preserve">0.8372 +/- 0.0482</w:t>
             </w:r>
           </w:p>
         </w:tc>
@@ -3384,51 +3392,51 @@
               <w:pStyle w:val="Compact"/>
             </w:pPr>
             <w:r>
-              <w:t xml:space="preserve">375.61 +/- 75.01</w:t>
-            </w:r>
-          </w:p>
-        </w:tc>
-        <w:tc>
-          <w:tcPr/>
-          <w:p>
-            <w:pPr>
-              <w:pStyle w:val="Compact"/>
-            </w:pPr>
-            <w:r>
-              <w:t xml:space="preserve">2.502 +/- 0.766</w:t>
-            </w:r>
-          </w:p>
-        </w:tc>
-        <w:tc>
-          <w:tcPr/>
-          <w:p>
-            <w:pPr>
-              <w:pStyle w:val="Compact"/>
-            </w:pPr>
-            <w:r>
-              <w:t xml:space="preserve">335.23 +/- 68.53</w:t>
-            </w:r>
-          </w:p>
-        </w:tc>
-        <w:tc>
-          <w:tcPr/>
-          <w:p>
-            <w:pPr>
-              <w:pStyle w:val="Compact"/>
-            </w:pPr>
-            <w:r>
-              <w:t xml:space="preserve">2.528 +/- 0.664</w:t>
-            </w:r>
-          </w:p>
-        </w:tc>
-        <w:tc>
-          <w:tcPr/>
-          <w:p>
-            <w:pPr>
-              <w:pStyle w:val="Compact"/>
-            </w:pPr>
-            <w:r>
-              <w:t xml:space="preserve">0.7021</w:t>
+              <w:t xml:space="preserve">429.63 +/- 80.44</w:t>
+            </w:r>
+          </w:p>
+        </w:tc>
+        <w:tc>
+          <w:tcPr/>
+          <w:p>
+            <w:pPr>
+              <w:pStyle w:val="Compact"/>
+            </w:pPr>
+            <w:r>
+              <w:t xml:space="preserve">2.998 +/- 0.711</w:t>
+            </w:r>
+          </w:p>
+        </w:tc>
+        <w:tc>
+          <w:tcPr/>
+          <w:p>
+            <w:pPr>
+              <w:pStyle w:val="Compact"/>
+            </w:pPr>
+            <w:r>
+              <w:t xml:space="preserve">291.02 +/- 47.89</w:t>
+            </w:r>
+          </w:p>
+        </w:tc>
+        <w:tc>
+          <w:tcPr/>
+          <w:p>
+            <w:pPr>
+              <w:pStyle w:val="Compact"/>
+            </w:pPr>
+            <w:r>
+              <w:t xml:space="preserve">2.968 +/- 0.588</w:t>
+            </w:r>
+          </w:p>
+        </w:tc>
+        <w:tc>
+          <w:tcPr/>
+          <w:p>
+            <w:pPr>
+              <w:pStyle w:val="Compact"/>
+            </w:pPr>
+            <w:r>
+              <w:t xml:space="preserve">0.7480 +/- 0.0245</w:t>
             </w:r>
           </w:p>
         </w:tc>
@@ -3463,51 +3471,51 @@
               <w:pStyle w:val="Compact"/>
             </w:pPr>
             <w:r>
-              <w:t xml:space="preserve">533.24 +/- 163.79</w:t>
-            </w:r>
-          </w:p>
-        </w:tc>
-        <w:tc>
-          <w:tcPr/>
-          <w:p>
-            <w:pPr>
-              <w:pStyle w:val="Compact"/>
-            </w:pPr>
-            <w:r>
-              <w:t xml:space="preserve">4.300 +/- 1.072</w:t>
-            </w:r>
-          </w:p>
-        </w:tc>
-        <w:tc>
-          <w:tcPr/>
-          <w:p>
-            <w:pPr>
-              <w:pStyle w:val="Compact"/>
-            </w:pPr>
-            <w:r>
-              <w:t xml:space="preserve">557.19 +/- 285.95</w:t>
-            </w:r>
-          </w:p>
-        </w:tc>
-        <w:tc>
-          <w:tcPr/>
-          <w:p>
-            <w:pPr>
-              <w:pStyle w:val="Compact"/>
-            </w:pPr>
-            <w:r>
-              <w:t xml:space="preserve">3.241 +/- 1.694</w:t>
-            </w:r>
-          </w:p>
-        </w:tc>
-        <w:tc>
-          <w:tcPr/>
-          <w:p>
-            <w:pPr>
-              <w:pStyle w:val="Compact"/>
-            </w:pPr>
-            <w:r>
-              <w:t xml:space="preserve">0.5875</w:t>
+              <w:t xml:space="preserve">622.41 +/- 72.79</w:t>
+            </w:r>
+          </w:p>
+        </w:tc>
+        <w:tc>
+          <w:tcPr/>
+          <w:p>
+            <w:pPr>
+              <w:pStyle w:val="Compact"/>
+            </w:pPr>
+            <w:r>
+              <w:t xml:space="preserve">4.914 +/- 0.557</w:t>
+            </w:r>
+          </w:p>
+        </w:tc>
+        <w:tc>
+          <w:tcPr/>
+          <w:p>
+            <w:pPr>
+              <w:pStyle w:val="Compact"/>
+            </w:pPr>
+            <w:r>
+              <w:t xml:space="preserve">331.42 +/- 39.06</w:t>
+            </w:r>
+          </w:p>
+        </w:tc>
+        <w:tc>
+          <w:tcPr/>
+          <w:p>
+            <w:pPr>
+              <w:pStyle w:val="Compact"/>
+            </w:pPr>
+            <w:r>
+              <w:t xml:space="preserve">4.638 +/- 0.341</w:t>
+            </w:r>
+          </w:p>
+        </w:tc>
+        <w:tc>
+          <w:tcPr/>
+          <w:p>
+            <w:pPr>
+              <w:pStyle w:val="Compact"/>
+            </w:pPr>
+            <w:r>
+              <w:t xml:space="preserve">0.7501 +/- 0.0215</w:t>
             </w:r>
           </w:p>
         </w:tc>
@@ -3542,51 +3550,51 @@
               <w:pStyle w:val="Compact"/>
             </w:pPr>
             <w:r>
-              <w:t xml:space="preserve">386.01 +/- 204.41</w:t>
-            </w:r>
-          </w:p>
-        </w:tc>
-        <w:tc>
-          <w:tcPr/>
-          <w:p>
-            <w:pPr>
-              <w:pStyle w:val="Compact"/>
-            </w:pPr>
-            <w:r>
-              <w:t xml:space="preserve">3.121 +/- 1.770</w:t>
-            </w:r>
-          </w:p>
-        </w:tc>
-        <w:tc>
-          <w:tcPr/>
-          <w:p>
-            <w:pPr>
-              <w:pStyle w:val="Compact"/>
-            </w:pPr>
-            <w:r>
-              <w:t xml:space="preserve">782.16 +/- 105.03</w:t>
-            </w:r>
-          </w:p>
-        </w:tc>
-        <w:tc>
-          <w:tcPr/>
-          <w:p>
-            <w:pPr>
-              <w:pStyle w:val="Compact"/>
-            </w:pPr>
-            <w:r>
-              <w:t xml:space="preserve">2.490 +/- 1.502</w:t>
-            </w:r>
-          </w:p>
-        </w:tc>
-        <w:tc>
-          <w:tcPr/>
-          <w:p>
-            <w:pPr>
-              <w:pStyle w:val="Compact"/>
-            </w:pPr>
-            <w:r>
-              <w:t xml:space="preserve">0.6289</w:t>
+              <w:t xml:space="preserve">428.36 +/- 210.79</w:t>
+            </w:r>
+          </w:p>
+        </w:tc>
+        <w:tc>
+          <w:tcPr/>
+          <w:p>
+            <w:pPr>
+              <w:pStyle w:val="Compact"/>
+            </w:pPr>
+            <w:r>
+              <w:t xml:space="preserve">3.507 +/- 1.802</w:t>
+            </w:r>
+          </w:p>
+        </w:tc>
+        <w:tc>
+          <w:tcPr/>
+          <w:p>
+            <w:pPr>
+              <w:pStyle w:val="Compact"/>
+            </w:pPr>
+            <w:r>
+              <w:t xml:space="preserve">753.35 +/- 105.83</w:t>
+            </w:r>
+          </w:p>
+        </w:tc>
+        <w:tc>
+          <w:tcPr/>
+          <w:p>
+            <w:pPr>
+              <w:pStyle w:val="Compact"/>
+            </w:pPr>
+            <w:r>
+              <w:t xml:space="preserve">2.985 +/- 1.591</w:t>
+            </w:r>
+          </w:p>
+        </w:tc>
+        <w:tc>
+          <w:tcPr/>
+          <w:p>
+            <w:pPr>
+              <w:pStyle w:val="Compact"/>
+            </w:pPr>
+            <w:r>
+              <w:t xml:space="preserve">0.7263 +/- 0.0416</w:t>
             </w:r>
           </w:p>
         </w:tc>
@@ -3621,51 +3629,51 @@
               <w:pStyle w:val="Compact"/>
             </w:pPr>
             <w:r>
-              <w:t xml:space="preserve">270.32 +/- 37.46</w:t>
-            </w:r>
-          </w:p>
-        </w:tc>
-        <w:tc>
-          <w:tcPr/>
-          <w:p>
-            <w:pPr>
-              <w:pStyle w:val="Compact"/>
-            </w:pPr>
-            <w:r>
-              <w:t xml:space="preserve">2.018 +/- 0.290</w:t>
-            </w:r>
-          </w:p>
-        </w:tc>
-        <w:tc>
-          <w:tcPr/>
-          <w:p>
-            <w:pPr>
-              <w:pStyle w:val="Compact"/>
-            </w:pPr>
-            <w:r>
-              <w:t xml:space="preserve">158.22 +/- 34.33</w:t>
-            </w:r>
-          </w:p>
-        </w:tc>
-        <w:tc>
-          <w:tcPr/>
-          <w:p>
-            <w:pPr>
-              <w:pStyle w:val="Compact"/>
-            </w:pPr>
-            <w:r>
-              <w:t xml:space="preserve">2.721 +/- 0.392</w:t>
-            </w:r>
-          </w:p>
-        </w:tc>
-        <w:tc>
-          <w:tcPr/>
-          <w:p>
-            <w:pPr>
-              <w:pStyle w:val="Compact"/>
-            </w:pPr>
-            <w:r>
-              <w:t xml:space="preserve">0.9287</w:t>
+              <w:t xml:space="preserve">275.03 +/- 37.85</w:t>
+            </w:r>
+          </w:p>
+        </w:tc>
+        <w:tc>
+          <w:tcPr/>
+          <w:p>
+            <w:pPr>
+              <w:pStyle w:val="Compact"/>
+            </w:pPr>
+            <w:r>
+              <w:t xml:space="preserve">2.045 +/- 0.298</w:t>
+            </w:r>
+          </w:p>
+        </w:tc>
+        <w:tc>
+          <w:tcPr/>
+          <w:p>
+            <w:pPr>
+              <w:pStyle w:val="Compact"/>
+            </w:pPr>
+            <w:r>
+              <w:t xml:space="preserve">161.99 +/- 34.11</w:t>
+            </w:r>
+          </w:p>
+        </w:tc>
+        <w:tc>
+          <w:tcPr/>
+          <w:p>
+            <w:pPr>
+              <w:pStyle w:val="Compact"/>
+            </w:pPr>
+            <w:r>
+              <w:t xml:space="preserve">2.680 +/- 0.386</w:t>
+            </w:r>
+          </w:p>
+        </w:tc>
+        <w:tc>
+          <w:tcPr/>
+          <w:p>
+            <w:pPr>
+              <w:pStyle w:val="Compact"/>
+            </w:pPr>
+            <w:r>
+              <w:t xml:space="preserve">0.8372 +/- 0.0465</w:t>
             </w:r>
           </w:p>
         </w:tc>
@@ -3700,51 +3708,51 @@
               <w:pStyle w:val="Compact"/>
             </w:pPr>
             <w:r>
-              <w:t xml:space="preserve">201.63 +/- 59.43</w:t>
-            </w:r>
-          </w:p>
-        </w:tc>
-        <w:tc>
-          <w:tcPr/>
-          <w:p>
-            <w:pPr>
-              <w:pStyle w:val="Compact"/>
-            </w:pPr>
-            <w:r>
-              <w:t xml:space="preserve">1.319 +/- 0.612</w:t>
-            </w:r>
-          </w:p>
-        </w:tc>
-        <w:tc>
-          <w:tcPr/>
-          <w:p>
-            <w:pPr>
-              <w:pStyle w:val="Compact"/>
-            </w:pPr>
-            <w:r>
-              <w:t xml:space="preserve">90.19 +/- 64.34</w:t>
-            </w:r>
-          </w:p>
-        </w:tc>
-        <w:tc>
-          <w:tcPr/>
-          <w:p>
-            <w:pPr>
-              <w:pStyle w:val="Compact"/>
-            </w:pPr>
-            <w:r>
-              <w:t xml:space="preserve">2.018 +/- 1.027</w:t>
-            </w:r>
-          </w:p>
-        </w:tc>
-        <w:tc>
-          <w:tcPr/>
-          <w:p>
-            <w:pPr>
-              <w:pStyle w:val="Compact"/>
-            </w:pPr>
-            <w:r>
-              <w:t xml:space="preserve">0.8172</w:t>
+              <w:t xml:space="preserve">201.85 +/- 59.68</w:t>
+            </w:r>
+          </w:p>
+        </w:tc>
+        <w:tc>
+          <w:tcPr/>
+          <w:p>
+            <w:pPr>
+              <w:pStyle w:val="Compact"/>
+            </w:pPr>
+            <w:r>
+              <w:t xml:space="preserve">1.357 +/- 0.591</w:t>
+            </w:r>
+          </w:p>
+        </w:tc>
+        <w:tc>
+          <w:tcPr/>
+          <w:p>
+            <w:pPr>
+              <w:pStyle w:val="Compact"/>
+            </w:pPr>
+            <w:r>
+              <w:t xml:space="preserve">90.07 +/- 65.61</w:t>
+            </w:r>
+          </w:p>
+        </w:tc>
+        <w:tc>
+          <w:tcPr/>
+          <w:p>
+            <w:pPr>
+              <w:pStyle w:val="Compact"/>
+            </w:pPr>
+            <w:r>
+              <w:t xml:space="preserve">2.201 +/- 1.057</w:t>
+            </w:r>
+          </w:p>
+        </w:tc>
+        <w:tc>
+          <w:tcPr/>
+          <w:p>
+            <w:pPr>
+              <w:pStyle w:val="Compact"/>
+            </w:pPr>
+            <w:r>
+              <w:t xml:space="preserve">0.7804 +/- 0.0570</w:t>
             </w:r>
           </w:p>
         </w:tc>
@@ -3779,51 +3787,51 @@
               <w:pStyle w:val="Compact"/>
             </w:pPr>
             <w:r>
-              <w:t xml:space="preserve">271.39 +/- 87.12</w:t>
-            </w:r>
-          </w:p>
-        </w:tc>
-        <w:tc>
-          <w:tcPr/>
-          <w:p>
-            <w:pPr>
-              <w:pStyle w:val="Compact"/>
-            </w:pPr>
-            <w:r>
-              <w:t xml:space="preserve">2.149 +/- 0.789</w:t>
-            </w:r>
-          </w:p>
-        </w:tc>
-        <w:tc>
-          <w:tcPr/>
-          <w:p>
-            <w:pPr>
-              <w:pStyle w:val="Compact"/>
-            </w:pPr>
-            <w:r>
-              <w:t xml:space="preserve">159.91 +/- 74.26</w:t>
-            </w:r>
-          </w:p>
-        </w:tc>
-        <w:tc>
-          <w:tcPr/>
-          <w:p>
-            <w:pPr>
-              <w:pStyle w:val="Compact"/>
-            </w:pPr>
-            <w:r>
-              <w:t xml:space="preserve">2.609 +/- 0.739</w:t>
-            </w:r>
-          </w:p>
-        </w:tc>
-        <w:tc>
-          <w:tcPr/>
-          <w:p>
-            <w:pPr>
-              <w:pStyle w:val="Compact"/>
-            </w:pPr>
-            <w:r>
-              <w:t xml:space="preserve">0.8401</w:t>
+              <w:t xml:space="preserve">260.04 +/- 86.25</w:t>
+            </w:r>
+          </w:p>
+        </w:tc>
+        <w:tc>
+          <w:tcPr/>
+          <w:p>
+            <w:pPr>
+              <w:pStyle w:val="Compact"/>
+            </w:pPr>
+            <w:r>
+              <w:t xml:space="preserve">2.020 +/- 0.793</w:t>
+            </w:r>
+          </w:p>
+        </w:tc>
+        <w:tc>
+          <w:tcPr/>
+          <w:p>
+            <w:pPr>
+              <w:pStyle w:val="Compact"/>
+            </w:pPr>
+            <w:r>
+              <w:t xml:space="preserve">157.96 +/- 77.87</w:t>
+            </w:r>
+          </w:p>
+        </w:tc>
+        <w:tc>
+          <w:tcPr/>
+          <w:p>
+            <w:pPr>
+              <w:pStyle w:val="Compact"/>
+            </w:pPr>
+            <w:r>
+              <w:t xml:space="preserve">2.702 +/- 0.774</w:t>
+            </w:r>
+          </w:p>
+        </w:tc>
+        <w:tc>
+          <w:tcPr/>
+          <w:p>
+            <w:pPr>
+              <w:pStyle w:val="Compact"/>
+            </w:pPr>
+            <w:r>
+              <w:t xml:space="preserve">0.8384 +/- 0.0514</w:t>
             </w:r>
           </w:p>
         </w:tc>
@@ -3858,51 +3866,51 @@
               <w:pStyle w:val="Compact"/>
             </w:pPr>
             <w:r>
-              <w:t xml:space="preserve">378.81 +/- 71.20</w:t>
-            </w:r>
-          </w:p>
-        </w:tc>
-        <w:tc>
-          <w:tcPr/>
-          <w:p>
-            <w:pPr>
-              <w:pStyle w:val="Compact"/>
-            </w:pPr>
-            <w:r>
-              <w:t xml:space="preserve">2.535 +/- 0.588</w:t>
-            </w:r>
-          </w:p>
-        </w:tc>
-        <w:tc>
-          <w:tcPr/>
-          <w:p>
-            <w:pPr>
-              <w:pStyle w:val="Compact"/>
-            </w:pPr>
-            <w:r>
-              <w:t xml:space="preserve">295.43 +/- 81.04</w:t>
-            </w:r>
-          </w:p>
-        </w:tc>
-        <w:tc>
-          <w:tcPr/>
-          <w:p>
-            <w:pPr>
-              <w:pStyle w:val="Compact"/>
-            </w:pPr>
-            <w:r>
-              <w:t xml:space="preserve">2.702 +/- 0.663</w:t>
-            </w:r>
-          </w:p>
-        </w:tc>
-        <w:tc>
-          <w:tcPr/>
-          <w:p>
-            <w:pPr>
-              <w:pStyle w:val="Compact"/>
-            </w:pPr>
-            <w:r>
-              <w:t xml:space="preserve">0.6791</w:t>
+              <w:t xml:space="preserve">401.62 +/- 63.18</w:t>
+            </w:r>
+          </w:p>
+        </w:tc>
+        <w:tc>
+          <w:tcPr/>
+          <w:p>
+            <w:pPr>
+              <w:pStyle w:val="Compact"/>
+            </w:pPr>
+            <w:r>
+              <w:t xml:space="preserve">2.838 +/- 0.447</w:t>
+            </w:r>
+          </w:p>
+        </w:tc>
+        <w:tc>
+          <w:tcPr/>
+          <w:p>
+            <w:pPr>
+              <w:pStyle w:val="Compact"/>
+            </w:pPr>
+            <w:r>
+              <w:t xml:space="preserve">243.53 +/- 46.35</w:t>
+            </w:r>
+          </w:p>
+        </w:tc>
+        <w:tc>
+          <w:tcPr/>
+          <w:p>
+            <w:pPr>
+              <w:pStyle w:val="Compact"/>
+            </w:pPr>
+            <w:r>
+              <w:t xml:space="preserve">3.202 +/- 0.472</w:t>
+            </w:r>
+          </w:p>
+        </w:tc>
+        <w:tc>
+          <w:tcPr/>
+          <w:p>
+            <w:pPr>
+              <w:pStyle w:val="Compact"/>
+            </w:pPr>
+            <w:r>
+              <w:t xml:space="preserve">0.7405 +/- 0.0244</w:t>
             </w:r>
           </w:p>
         </w:tc>
@@ -3937,51 +3945,51 @@
               <w:pStyle w:val="Compact"/>
             </w:pPr>
             <w:r>
-              <w:t xml:space="preserve">569.56 +/- 145.83</w:t>
-            </w:r>
-          </w:p>
-        </w:tc>
-        <w:tc>
-          <w:tcPr/>
-          <w:p>
-            <w:pPr>
-              <w:pStyle w:val="Compact"/>
-            </w:pPr>
-            <w:r>
-              <w:t xml:space="preserve">4.482 +/- 0.973</w:t>
-            </w:r>
-          </w:p>
-        </w:tc>
-        <w:tc>
-          <w:tcPr/>
-          <w:p>
-            <w:pPr>
-              <w:pStyle w:val="Compact"/>
-            </w:pPr>
-            <w:r>
-              <w:t xml:space="preserve">506.20 +/- 283.21</w:t>
-            </w:r>
-          </w:p>
-        </w:tc>
-        <w:tc>
-          <w:tcPr/>
-          <w:p>
-            <w:pPr>
-              <w:pStyle w:val="Compact"/>
-            </w:pPr>
-            <w:r>
-              <w:t xml:space="preserve">3.448 +/- 1.486</w:t>
-            </w:r>
-          </w:p>
-        </w:tc>
-        <w:tc>
-          <w:tcPr/>
-          <w:p>
-            <w:pPr>
-              <w:pStyle w:val="Compact"/>
-            </w:pPr>
-            <w:r>
-              <w:t xml:space="preserve">0.6059</w:t>
+              <w:t xml:space="preserve">587.89 +/- 62.23</w:t>
+            </w:r>
+          </w:p>
+        </w:tc>
+        <w:tc>
+          <w:tcPr/>
+          <w:p>
+            <w:pPr>
+              <w:pStyle w:val="Compact"/>
+            </w:pPr>
+            <w:r>
+              <w:t xml:space="preserve">4.673 +/- 0.486</w:t>
+            </w:r>
+          </w:p>
+        </w:tc>
+        <w:tc>
+          <w:tcPr/>
+          <w:p>
+            <w:pPr>
+              <w:pStyle w:val="Compact"/>
+            </w:pPr>
+            <w:r>
+              <w:t xml:space="preserve">317.26 +/- 33.05</w:t>
+            </w:r>
+          </w:p>
+        </w:tc>
+        <w:tc>
+          <w:tcPr/>
+          <w:p>
+            <w:pPr>
+              <w:pStyle w:val="Compact"/>
+            </w:pPr>
+            <w:r>
+              <w:t xml:space="preserve">4.494 +/- 0.375</w:t>
+            </w:r>
+          </w:p>
+        </w:tc>
+        <w:tc>
+          <w:tcPr/>
+          <w:p>
+            <w:pPr>
+              <w:pStyle w:val="Compact"/>
+            </w:pPr>
+            <w:r>
+              <w:t xml:space="preserve">0.7600 +/- 0.0240</w:t>
             </w:r>
           </w:p>
         </w:tc>
@@ -4016,51 +4024,51 @@
               <w:pStyle w:val="Compact"/>
             </w:pPr>
             <w:r>
-              <w:t xml:space="preserve">465.84 +/- 223.39</w:t>
-            </w:r>
-          </w:p>
-        </w:tc>
-        <w:tc>
-          <w:tcPr/>
-          <w:p>
-            <w:pPr>
-              <w:pStyle w:val="Compact"/>
-            </w:pPr>
-            <w:r>
-              <w:t xml:space="preserve">3.766 +/- 1.959</w:t>
-            </w:r>
-          </w:p>
-        </w:tc>
-        <w:tc>
-          <w:tcPr/>
-          <w:p>
-            <w:pPr>
-              <w:pStyle w:val="Compact"/>
-            </w:pPr>
-            <w:r>
-              <w:t xml:space="preserve">826.10 +/- 88.25</w:t>
-            </w:r>
-          </w:p>
-        </w:tc>
-        <w:tc>
-          <w:tcPr/>
-          <w:p>
-            <w:pPr>
-              <w:pStyle w:val="Compact"/>
-            </w:pPr>
-            <w:r>
-              <w:t xml:space="preserve">2.820 +/- 1.587</w:t>
-            </w:r>
-          </w:p>
-        </w:tc>
-        <w:tc>
-          <w:tcPr/>
-          <w:p>
-            <w:pPr>
-              <w:pStyle w:val="Compact"/>
-            </w:pPr>
-            <w:r>
-              <w:t xml:space="preserve">0.5413</w:t>
+              <w:t xml:space="preserve">528.30 +/- 246.32</w:t>
+            </w:r>
+          </w:p>
+        </w:tc>
+        <w:tc>
+          <w:tcPr/>
+          <w:p>
+            <w:pPr>
+              <w:pStyle w:val="Compact"/>
+            </w:pPr>
+            <w:r>
+              <w:t xml:space="preserve">4.351 +/- 2.145</w:t>
+            </w:r>
+          </w:p>
+        </w:tc>
+        <w:tc>
+          <w:tcPr/>
+          <w:p>
+            <w:pPr>
+              <w:pStyle w:val="Compact"/>
+            </w:pPr>
+            <w:r>
+              <w:t xml:space="preserve">789.88 +/- 87.48</w:t>
+            </w:r>
+          </w:p>
+        </w:tc>
+        <w:tc>
+          <w:tcPr/>
+          <w:p>
+            <w:pPr>
+              <w:pStyle w:val="Compact"/>
+            </w:pPr>
+            <w:r>
+              <w:t xml:space="preserve">3.438 +/- 1.489</w:t>
+            </w:r>
+          </w:p>
+        </w:tc>
+        <w:tc>
+          <w:tcPr/>
+          <w:p>
+            <w:pPr>
+              <w:pStyle w:val="Compact"/>
+            </w:pPr>
+            <w:r>
+              <w:t xml:space="preserve">0.7396 +/- 0.0558</w:t>
             </w:r>
           </w:p>
         </w:tc>
@@ -4095,51 +4103,51 @@
               <w:pStyle w:val="Compact"/>
             </w:pPr>
             <w:r>
-              <w:t xml:space="preserve">227.60 +/- 40.01</w:t>
-            </w:r>
-          </w:p>
-        </w:tc>
-        <w:tc>
-          <w:tcPr/>
-          <w:p>
-            <w:pPr>
-              <w:pStyle w:val="Compact"/>
-            </w:pPr>
-            <w:r>
-              <w:t xml:space="preserve">1.742 +/- 0.319</w:t>
-            </w:r>
-          </w:p>
-        </w:tc>
-        <w:tc>
-          <w:tcPr/>
-          <w:p>
-            <w:pPr>
-              <w:pStyle w:val="Compact"/>
-            </w:pPr>
-            <w:r>
-              <w:t xml:space="preserve">107.44 +/- 24.68</w:t>
-            </w:r>
-          </w:p>
-        </w:tc>
-        <w:tc>
-          <w:tcPr/>
-          <w:p>
-            <w:pPr>
-              <w:pStyle w:val="Compact"/>
-            </w:pPr>
-            <w:r>
-              <w:t xml:space="preserve">2.690 +/- 0.448</w:t>
-            </w:r>
-          </w:p>
-        </w:tc>
-        <w:tc>
-          <w:tcPr/>
-          <w:p>
-            <w:pPr>
-              <w:pStyle w:val="Compact"/>
-            </w:pPr>
-            <w:r>
-              <w:t xml:space="preserve">0.9403</w:t>
+              <w:t xml:space="preserve">230.21 +/- 42.39</w:t>
+            </w:r>
+          </w:p>
+        </w:tc>
+        <w:tc>
+          <w:tcPr/>
+          <w:p>
+            <w:pPr>
+              <w:pStyle w:val="Compact"/>
+            </w:pPr>
+            <w:r>
+              <w:t xml:space="preserve">1.766 +/- 0.324</w:t>
+            </w:r>
+          </w:p>
+        </w:tc>
+        <w:tc>
+          <w:tcPr/>
+          <w:p>
+            <w:pPr>
+              <w:pStyle w:val="Compact"/>
+            </w:pPr>
+            <w:r>
+              <w:t xml:space="preserve">109.97 +/- 26.03</w:t>
+            </w:r>
+          </w:p>
+        </w:tc>
+        <w:tc>
+          <w:tcPr/>
+          <w:p>
+            <w:pPr>
+              <w:pStyle w:val="Compact"/>
+            </w:pPr>
+            <w:r>
+              <w:t xml:space="preserve">2.661 +/- 0.456</w:t>
+            </w:r>
+          </w:p>
+        </w:tc>
+        <w:tc>
+          <w:tcPr/>
+          <w:p>
+            <w:pPr>
+              <w:pStyle w:val="Compact"/>
+            </w:pPr>
+            <w:r>
+              <w:t xml:space="preserve">0.8537 +/- 0.0609</w:t>
             </w:r>
           </w:p>
         </w:tc>
@@ -4174,56 +4182,74 @@
               <w:pStyle w:val="Compact"/>
             </w:pPr>
             <w:r>
-              <w:t xml:space="preserve">181.37 +/- 53.99</w:t>
-            </w:r>
-          </w:p>
-        </w:tc>
-        <w:tc>
-          <w:tcPr/>
-          <w:p>
-            <w:pPr>
-              <w:pStyle w:val="Compact"/>
-            </w:pPr>
-            <w:r>
-              <w:t xml:space="preserve">1.271 +/- 0.589</w:t>
-            </w:r>
-          </w:p>
-        </w:tc>
-        <w:tc>
-          <w:tcPr/>
-          <w:p>
-            <w:pPr>
-              <w:pStyle w:val="Compact"/>
-            </w:pPr>
-            <w:r>
-              <w:t xml:space="preserve">73.64 +/- 35.99</w:t>
-            </w:r>
-          </w:p>
-        </w:tc>
-        <w:tc>
-          <w:tcPr/>
-          <w:p>
-            <w:pPr>
-              <w:pStyle w:val="Compact"/>
-            </w:pPr>
-            <w:r>
-              <w:t xml:space="preserve">1.985 +/- 0.958</w:t>
-            </w:r>
-          </w:p>
-        </w:tc>
-        <w:tc>
-          <w:tcPr/>
-          <w:p>
-            <w:pPr>
-              <w:pStyle w:val="Compact"/>
-            </w:pPr>
-            <w:r>
-              <w:t xml:space="preserve">0.8443</w:t>
+              <w:t xml:space="preserve">182.47 +/- 54.74</w:t>
+            </w:r>
+          </w:p>
+        </w:tc>
+        <w:tc>
+          <w:tcPr/>
+          <w:p>
+            <w:pPr>
+              <w:pStyle w:val="Compact"/>
+            </w:pPr>
+            <w:r>
+              <w:t xml:space="preserve">1.330 +/- 0.588</w:t>
+            </w:r>
+          </w:p>
+        </w:tc>
+        <w:tc>
+          <w:tcPr/>
+          <w:p>
+            <w:pPr>
+              <w:pStyle w:val="Compact"/>
+            </w:pPr>
+            <w:r>
+              <w:t xml:space="preserve">72.91 +/- 36.92</w:t>
+            </w:r>
+          </w:p>
+        </w:tc>
+        <w:tc>
+          <w:tcPr/>
+          <w:p>
+            <w:pPr>
+              <w:pStyle w:val="Compact"/>
+            </w:pPr>
+            <w:r>
+              <w:t xml:space="preserve">2.323 +/- 1.153</w:t>
+            </w:r>
+          </w:p>
+        </w:tc>
+        <w:tc>
+          <w:tcPr/>
+          <w:p>
+            <w:pPr>
+              <w:pStyle w:val="Compact"/>
+            </w:pPr>
+            <w:r>
+              <w:t xml:space="preserve">0.7877 +/- 0.0647</w:t>
             </w:r>
           </w:p>
         </w:tc>
       </w:tr>
     </w:tbl>
+    <w:p>
+      <w:pPr>
+        <w:pStyle w:val="BodyText"/>
+      </w:pPr>
+      <w:r>
+        <w:rPr>
+          <w:i/>
+          <w:iCs/>
+        </w:rPr>
+        <w:t xml:space="preserve">Note on EALA:</w:t>
+      </w:r>
+      <w:r>
+        <w:t xml:space="preserve"> </w:t>
+      </w:r>
+      <w:r>
+        <w:t xml:space="preserve">the archived front is numerically degenerate (all front members identical) in 4 of the 30 mountain runs and 8 of the 30 debris-flow runs; C_i is undefined in those runs, so the C_i entries are means over the valid runs only (26/30 and 22/30, respectively), while the objective columns use all 30 runs.</w:t>
+      </w:r>
+    </w:p>
     <w:p>
       <w:pPr>
         <w:pStyle w:val="BodyText"/>
@@ -4521,7 +4547,34 @@
         <w:t xml:space="preserve"> </w:t>
       </w:r>
       <w:r>
-        <w:t xml:space="preserve">tripling the decision dimension (30 -&gt; 90) raises the wall-clock only 1.96x (33.79 s -&gt; 66.31 s), i.e. the cost grows sub-linearly in D under a fixed generation budget. The HV loss with dimension reflects the fixed 500-generation budget rather than a change in asymptotic behaviour.</w:t>
+        <w:t>tripling the decision dimension (30 -&gt; 90) raises the wall-clock only 1.96x (33.79 s -&gt; 66.31 s), and the per-iteration increment decelerates (38.4 ms, then 26.7 ms), i.e. the cost grows sub-linearly in D at a fixed generation budget. This is consistent with an O(N*D) term superimposed on a D-independent fixed cost, and inconsistent with a quadratic dependence on the number of waypoints, which would have accelerated rather than decelerated.</w:t>
+      </w:r>
+    </w:p>
+    <w:p>
+      <w:pPr>
+        <w:pStyle w:val="BodyText"/>
+      </w:pPr>
+      <w:r>
+        <w:rPr>
+          <w:i/>
+          <w:iCs/>
+        </w:rPr>
+        <w:t>Note on the HV column:</w:t>
+      </w:r>
+      <w:r>
+        <w:t xml:space="preserve"> </w:t>
+      </w:r>
+      <w:r>
+        <w:t xml:space="preserve">each row's hypervolume is computed against a reference point estimated from that row's own front (MetricsCalculator.estimateHVRefPoint) and the front is min-max normalised to the unit box before the indicator is evaluated, exactly as for the other HV values in this paper. The three HV entries therefore share no common reference box and are </w:t>
+      </w:r>
+      <w:r>
+        <w:rPr>
+          <w:b/>
+        </w:rPr>
+        <w:t>not comparable across rows</w:t>
+      </w:r>
+      <w:r>
+        <w:t>; they are listed only to document what each run produced, and no conclusion about the effect of dimension on solution quality is drawn from them. The wall-clock and per-iteration columns are computed on the same machine in the same session and are directly comparable.</w:t>
       </w:r>
     </w:p>
     <w:bookmarkEnd w:id="13"/>
